--- a/livrables/03-implementation-plan.docx
+++ b/livrables/03-implementation-plan.docx
@@ -5361,7 +5361,7 @@
   <w:abstractNum w:abstractNumId="0" w15:restartNumberingAfterBreak="0">
     <w:nsid w:val="0000A990"/>
     <w:multiLevelType w:val="multilevel"/>
-    <w:tmpl w:val="0EDA2F30"/>
+    <w:tmpl w:val="420E8F10"/>
     <w:lvl w:ilvl="0">
       <w:numFmt w:val="bullet"/>
       <w:lvlText w:val=" "/>
@@ -5802,13 +5802,14 @@
     <w:pPr>
       <w:keepNext/>
       <w:keepLines/>
-      <w:spacing w:before="360"/>
+      <w:spacing w:before="160" w:after="60"/>
       <w:outlineLvl w:val="0"/>
     </w:pPr>
     <w:rPr>
-      <w:rFonts w:asciiTheme="majorHAnsi" w:eastAsiaTheme="majorEastAsia" w:hAnsiTheme="majorHAnsi" w:cstheme="majorBidi"/>
-      <w:color w:val="0F4761" w:themeColor="accent1" w:themeShade="BF"/>
-      <w:sz w:val="40"/>
+      <w:rFonts w:eastAsiaTheme="majorEastAsia"/>
+      <w:b/>
+      <w:color w:val="1DB954"/>
+      <w:sz w:val="32"/>
       <w:szCs w:val="40"/>
     </w:rPr>
   </w:style>
@@ -5825,13 +5826,14 @@
     <w:pPr>
       <w:keepNext/>
       <w:keepLines/>
-      <w:spacing w:before="160"/>
+      <w:spacing w:before="160" w:after="60"/>
       <w:outlineLvl w:val="1"/>
     </w:pPr>
     <w:rPr>
-      <w:rFonts w:asciiTheme="majorHAnsi" w:eastAsiaTheme="majorEastAsia" w:hAnsiTheme="majorHAnsi" w:cstheme="majorBidi"/>
-      <w:color w:val="0F4761" w:themeColor="accent1" w:themeShade="BF"/>
-      <w:sz w:val="32"/>
+      <w:rFonts w:eastAsiaTheme="majorEastAsia"/>
+      <w:b/>
+      <w:color w:val="191414"/>
+      <w:sz w:val="24"/>
       <w:szCs w:val="32"/>
     </w:rPr>
   </w:style>
@@ -5848,13 +5850,14 @@
     <w:pPr>
       <w:keepNext/>
       <w:keepLines/>
-      <w:spacing w:before="160"/>
+      <w:spacing w:before="160" w:after="60"/>
       <w:outlineLvl w:val="2"/>
     </w:pPr>
     <w:rPr>
-      <w:rFonts w:eastAsiaTheme="majorEastAsia" w:cstheme="majorBidi"/>
-      <w:color w:val="0F4761" w:themeColor="accent1" w:themeShade="BF"/>
-      <w:sz w:val="28"/>
+      <w:rFonts w:eastAsiaTheme="majorEastAsia"/>
+      <w:b/>
+      <w:color w:val="191414"/>
+      <w:sz w:val="22"/>
       <w:szCs w:val="28"/>
     </w:rPr>
   </w:style>
@@ -6048,12 +6051,15 @@
     <w:qFormat/>
     <w:rsid w:val="00A10FD9"/>
     <w:pPr>
+      <w:spacing w:after="60"/>
       <w:contextualSpacing/>
       <w:jc w:val="center"/>
     </w:pPr>
     <w:rPr>
-      <w:rFonts w:asciiTheme="majorHAnsi" w:eastAsiaTheme="majorEastAsia" w:hAnsiTheme="majorHAnsi" w:cstheme="majorBidi"/>
-      <w:sz w:val="56"/>
+      <w:rFonts w:eastAsiaTheme="majorEastAsia"/>
+      <w:b/>
+      <w:color w:val="1DB954"/>
+      <w:sz w:val="40"/>
       <w:szCs w:val="56"/>
     </w:rPr>
   </w:style>
@@ -6064,8 +6070,10 @@
     <w:uiPriority w:val="10"/>
     <w:rsid w:val="00A10FD9"/>
     <w:rPr>
-      <w:rFonts w:asciiTheme="majorHAnsi" w:eastAsiaTheme="majorEastAsia" w:hAnsiTheme="majorHAnsi" w:cstheme="majorBidi"/>
-      <w:sz w:val="56"/>
+      <w:rFonts w:ascii="Calibri" w:eastAsiaTheme="majorEastAsia" w:hAnsi="Calibri" w:cs="Calibri"/>
+      <w:b/>
+      <w:color w:val="1DB954"/>
+      <w:sz w:val="40"/>
       <w:szCs w:val="56"/>
     </w:rPr>
   </w:style>
@@ -6083,8 +6091,9 @@
       </w:numPr>
     </w:pPr>
     <w:rPr>
+      <w:color w:val="8A8A8A"/>
       <w:spacing w:val="15"/>
-      <w:sz w:val="28"/>
+      <w:sz w:val="24"/>
       <w:szCs w:val="28"/>
     </w:rPr>
   </w:style>
@@ -6095,10 +6104,10 @@
     <w:uiPriority w:val="11"/>
     <w:rsid w:val="00A10FD9"/>
     <w:rPr>
-      <w:rFonts w:eastAsiaTheme="majorEastAsia" w:cstheme="majorBidi"/>
-      <w:color w:val="595959" w:themeColor="text1" w:themeTint="A6"/>
+      <w:rFonts w:ascii="Calibri" w:eastAsiaTheme="majorEastAsia" w:hAnsi="Calibri" w:cs="Calibri"/>
+      <w:b/>
+      <w:color w:val="8A8A8A"/>
       <w:spacing w:val="15"/>
-      <w:sz w:val="28"/>
       <w:szCs w:val="28"/>
     </w:rPr>
   </w:style>
@@ -6176,9 +6185,10 @@
     <w:uiPriority w:val="9"/>
     <w:rsid w:val="00A10FD9"/>
     <w:rPr>
-      <w:rFonts w:asciiTheme="majorHAnsi" w:eastAsiaTheme="majorEastAsia" w:hAnsiTheme="majorHAnsi" w:cstheme="majorBidi"/>
-      <w:color w:val="0F4761" w:themeColor="accent1" w:themeShade="BF"/>
-      <w:sz w:val="40"/>
+      <w:rFonts w:ascii="Calibri" w:eastAsiaTheme="majorEastAsia" w:hAnsi="Calibri" w:cs="Calibri"/>
+      <w:b/>
+      <w:color w:val="1DB954"/>
+      <w:sz w:val="32"/>
       <w:szCs w:val="40"/>
     </w:rPr>
   </w:style>
@@ -6190,9 +6200,9 @@
     <w:semiHidden/>
     <w:rsid w:val="00A10FD9"/>
     <w:rPr>
-      <w:rFonts w:asciiTheme="majorHAnsi" w:eastAsiaTheme="majorEastAsia" w:hAnsiTheme="majorHAnsi" w:cstheme="majorBidi"/>
-      <w:color w:val="0F4761" w:themeColor="accent1" w:themeShade="BF"/>
-      <w:sz w:val="32"/>
+      <w:rFonts w:ascii="Calibri" w:eastAsiaTheme="majorEastAsia" w:hAnsi="Calibri" w:cs="Calibri"/>
+      <w:b/>
+      <w:color w:val="191414"/>
       <w:szCs w:val="32"/>
     </w:rPr>
   </w:style>
@@ -6204,9 +6214,10 @@
     <w:semiHidden/>
     <w:rsid w:val="00A10FD9"/>
     <w:rPr>
-      <w:rFonts w:eastAsiaTheme="majorEastAsia" w:cstheme="majorBidi"/>
-      <w:color w:val="0F4761" w:themeColor="accent1" w:themeShade="BF"/>
-      <w:sz w:val="28"/>
+      <w:rFonts w:ascii="Calibri" w:eastAsiaTheme="majorEastAsia" w:hAnsi="Calibri" w:cs="Calibri"/>
+      <w:b/>
+      <w:color w:val="191414"/>
+      <w:sz w:val="22"/>
       <w:szCs w:val="28"/>
     </w:rPr>
   </w:style>
@@ -6436,6 +6447,10 @@
       <w:spacing w:before="240" w:line="259" w:lineRule="auto"/>
       <w:outlineLvl w:val="9"/>
     </w:pPr>
+    <w:rPr>
+      <w:rFonts w:asciiTheme="majorHAnsi" w:hAnsiTheme="majorHAnsi" w:cstheme="majorBidi"/>
+      <w:color w:val="0F4761" w:themeColor="accent1" w:themeShade="BF"/>
+    </w:rPr>
   </w:style>
   <w:style w:type="paragraph" w:customStyle="1" w:styleId="SourceCode">
     <w:name w:val="Source Code"/>
@@ -6741,7 +6756,7 @@
     <w:basedOn w:val="Normal"/>
     <w:link w:val="En-tteCar"/>
     <w:unhideWhenUsed/>
-    <w:rsid w:val="00760A6D"/>
+    <w:rsid w:val="008B085D"/>
     <w:pPr>
       <w:tabs>
         <w:tab w:val="center" w:pos="4536"/>
@@ -6754,7 +6769,7 @@
     <w:name w:val="En-tête Car"/>
     <w:basedOn w:val="Policepardfaut"/>
     <w:link w:val="En-tte"/>
-    <w:rsid w:val="00760A6D"/>
+    <w:rsid w:val="008B085D"/>
     <w:rPr>
       <w:rFonts w:ascii="Calibri" w:hAnsi="Calibri" w:cs="Calibri"/>
       <w:sz w:val="20"/>
@@ -6765,7 +6780,7 @@
     <w:basedOn w:val="Normal"/>
     <w:link w:val="PieddepageCar"/>
     <w:unhideWhenUsed/>
-    <w:rsid w:val="00760A6D"/>
+    <w:rsid w:val="008B085D"/>
     <w:pPr>
       <w:tabs>
         <w:tab w:val="center" w:pos="4536"/>
@@ -6778,7 +6793,7 @@
     <w:name w:val="Pied de page Car"/>
     <w:basedOn w:val="Policepardfaut"/>
     <w:link w:val="Pieddepage"/>
-    <w:rsid w:val="00760A6D"/>
+    <w:rsid w:val="008B085D"/>
     <w:rPr>
       <w:rFonts w:ascii="Calibri" w:hAnsi="Calibri" w:cs="Calibri"/>
       <w:sz w:val="20"/>
